--- a/physics_course/word/lesson28.docx
+++ b/physics_course/word/lesson28.docx
@@ -21,43 +21,39 @@
         <w:rPr>
           <w:sz w:val="24"/>
         </w:rPr>
-        <w:t>ข้อ p3_l28_001: นิวเคลียสของอะตอมประกอบด้วยอนุภาคใดเป็นหลัก?</w:t>
+        <w:t>1. นิวเคลียสของอะตอมประกอบด้วยอนุภาคใดเป็นหลัก?</w:t>
       </w:r>
     </w:p>
     <w:p>
       <w:pPr>
-        <w:pStyle w:val="ListBullet"/>
         <w:ind w:left="720"/>
       </w:pPr>
       <w:r>
-        <w:t xml:space="preserve">    ก</w:t>
+        <w:t xml:space="preserve">    1. ก</w:t>
       </w:r>
     </w:p>
     <w:p>
       <w:pPr>
-        <w:pStyle w:val="ListBullet"/>
         <w:ind w:left="720"/>
       </w:pPr>
       <w:r>
-        <w:t xml:space="preserve">    ข</w:t>
+        <w:t xml:space="preserve">    2. ข</w:t>
       </w:r>
     </w:p>
     <w:p>
       <w:pPr>
-        <w:pStyle w:val="ListBullet"/>
         <w:ind w:left="720"/>
       </w:pPr>
       <w:r>
-        <w:t xml:space="preserve">    ค</w:t>
+        <w:t xml:space="preserve">    3. ค</w:t>
       </w:r>
     </w:p>
     <w:p>
       <w:pPr>
-        <w:pStyle w:val="ListBullet"/>
         <w:ind w:left="720"/>
       </w:pPr>
       <w:r>
-        <w:t xml:space="preserve">    ง</w:t>
+        <w:t xml:space="preserve">    4. ง</w:t>
       </w:r>
     </w:p>
     <w:p/>
@@ -66,43 +62,39 @@
         <w:rPr>
           <w:sz w:val="24"/>
         </w:rPr>
-        <w:t>ข้อ p3_l28_002: จำนวนโปรตอนในนิวเคลียสเรียกว่าอะไร?</w:t>
+        <w:t>2. จำนวนโปรตอนในนิวเคลียสเรียกว่าอะไร?</w:t>
       </w:r>
     </w:p>
     <w:p>
       <w:pPr>
-        <w:pStyle w:val="ListBullet"/>
         <w:ind w:left="720"/>
       </w:pPr>
       <w:r>
-        <w:t xml:space="preserve">    ก</w:t>
+        <w:t xml:space="preserve">    1. ก</w:t>
       </w:r>
     </w:p>
     <w:p>
       <w:pPr>
-        <w:pStyle w:val="ListBullet"/>
         <w:ind w:left="720"/>
       </w:pPr>
       <w:r>
-        <w:t xml:space="preserve">    ข</w:t>
+        <w:t xml:space="preserve">    2. ข</w:t>
       </w:r>
     </w:p>
     <w:p>
       <w:pPr>
-        <w:pStyle w:val="ListBullet"/>
         <w:ind w:left="720"/>
       </w:pPr>
       <w:r>
-        <w:t xml:space="preserve">    ค</w:t>
+        <w:t xml:space="preserve">    3. ค</w:t>
       </w:r>
     </w:p>
     <w:p>
       <w:pPr>
-        <w:pStyle w:val="ListBullet"/>
         <w:ind w:left="720"/>
       </w:pPr>
       <w:r>
-        <w:t xml:space="preserve">    ง</w:t>
+        <w:t xml:space="preserve">    4. ง</w:t>
       </w:r>
     </w:p>
     <w:p/>
@@ -111,52 +103,7 @@
         <w:rPr>
           <w:sz w:val="24"/>
         </w:rPr>
-        <w:t>ข้อ p3_l28_003: ไอโซโทป (Isotope) คือนิวไคลด์ที่มีอะไรเหมือนกัน?</w:t>
-      </w:r>
-    </w:p>
-    <w:p>
-      <w:pPr>
-        <w:pStyle w:val="ListBullet"/>
-        <w:ind w:left="720"/>
-      </w:pPr>
-      <w:r>
-        <w:t xml:space="preserve">    ก</w:t>
-      </w:r>
-    </w:p>
-    <w:p>
-      <w:pPr>
-        <w:pStyle w:val="ListBullet"/>
-        <w:ind w:left="720"/>
-      </w:pPr>
-      <w:r>
-        <w:t xml:space="preserve">    ข</w:t>
-      </w:r>
-    </w:p>
-    <w:p>
-      <w:pPr>
-        <w:pStyle w:val="ListBullet"/>
-        <w:ind w:left="720"/>
-      </w:pPr>
-      <w:r>
-        <w:t xml:space="preserve">    ค</w:t>
-      </w:r>
-    </w:p>
-    <w:p>
-      <w:pPr>
-        <w:pStyle w:val="ListBullet"/>
-        <w:ind w:left="720"/>
-      </w:pPr>
-      <w:r>
-        <w:t xml:space="preserve">    ง</w:t>
-      </w:r>
-    </w:p>
-    <w:p/>
-    <w:p>
-      <w:r>
-        <w:rPr>
-          <w:sz w:val="24"/>
-        </w:rPr>
-        <w:t>ข้อ p3_l28_004: ธาตุใดต่อไปนี้ที่นิวเคลียสมีความเสถียรมากที่สุด?</w:t>
+        <w:t>3. ไอโซโทป (Isotope) คือนิวไคลด์ที่มีอะไรเหมือนกัน?</w:t>
       </w:r>
     </w:p>
     <w:p>
@@ -172,7 +119,7 @@
               <a:graphicData uri="http://schemas.openxmlformats.org/drawingml/2006/picture">
                 <pic:pic>
                   <pic:nvPicPr>
-                    <pic:cNvPr id="0" name="physics_img_q3_l28_004.png"/>
+                    <pic:cNvPr id="0" name="physics_img_3.png"/>
                     <pic:cNvPicPr/>
                   </pic:nvPicPr>
                   <pic:blipFill>
@@ -198,38 +145,34 @@
     <w:p/>
     <w:p>
       <w:pPr>
-        <w:pStyle w:val="ListBullet"/>
         <w:ind w:left="720"/>
       </w:pPr>
       <w:r>
-        <w:t xml:space="preserve">    ก</w:t>
+        <w:t xml:space="preserve">    1. ก</w:t>
       </w:r>
     </w:p>
     <w:p>
       <w:pPr>
-        <w:pStyle w:val="ListBullet"/>
         <w:ind w:left="720"/>
       </w:pPr>
       <w:r>
-        <w:t xml:space="preserve">    ข</w:t>
+        <w:t xml:space="preserve">    2. ข</w:t>
       </w:r>
     </w:p>
     <w:p>
       <w:pPr>
-        <w:pStyle w:val="ListBullet"/>
         <w:ind w:left="720"/>
       </w:pPr>
       <w:r>
-        <w:t xml:space="preserve">    ค</w:t>
+        <w:t xml:space="preserve">    3. ค</w:t>
       </w:r>
     </w:p>
     <w:p>
       <w:pPr>
-        <w:pStyle w:val="ListBullet"/>
         <w:ind w:left="720"/>
       </w:pPr>
       <w:r>
-        <w:t xml:space="preserve">    ง</w:t>
+        <w:t xml:space="preserve">    4. ง</w:t>
       </w:r>
     </w:p>
     <w:p/>
@@ -238,43 +181,39 @@
         <w:rPr>
           <w:sz w:val="24"/>
         </w:rPr>
-        <w:t>ข้อ p3_l28_005: มวลของนิวเคลียสที่คำนวณได้จากผลรวมมวลของนิวคลีออนมีค่าเท่ากับมวลจริงหรือไม่?</w:t>
+        <w:t>4. ธาตุใดต่อไปนี้ที่นิวเคลียสมีความเสถียรมากที่สุด?</w:t>
       </w:r>
     </w:p>
     <w:p>
       <w:pPr>
-        <w:pStyle w:val="ListBullet"/>
         <w:ind w:left="720"/>
       </w:pPr>
       <w:r>
-        <w:t xml:space="preserve">    ก</w:t>
+        <w:t xml:space="preserve">    1. ก</w:t>
       </w:r>
     </w:p>
     <w:p>
       <w:pPr>
-        <w:pStyle w:val="ListBullet"/>
         <w:ind w:left="720"/>
       </w:pPr>
       <w:r>
-        <w:t xml:space="preserve">    ข</w:t>
+        <w:t xml:space="preserve">    2. ข</w:t>
       </w:r>
     </w:p>
     <w:p>
       <w:pPr>
-        <w:pStyle w:val="ListBullet"/>
         <w:ind w:left="720"/>
       </w:pPr>
       <w:r>
-        <w:t xml:space="preserve">    ค</w:t>
+        <w:t xml:space="preserve">    3. ค</w:t>
       </w:r>
     </w:p>
     <w:p>
       <w:pPr>
-        <w:pStyle w:val="ListBullet"/>
         <w:ind w:left="720"/>
       </w:pPr>
       <w:r>
-        <w:t xml:space="preserve">    ง</w:t>
+        <w:t xml:space="preserve">    4. ง</w:t>
       </w:r>
     </w:p>
     <w:p/>
@@ -283,43 +222,39 @@
         <w:rPr>
           <w:sz w:val="24"/>
         </w:rPr>
-        <w:t>ข้อ p3_l28_006: พลังงานยึดเหนี่ยวนิวเคลียส (Binding Energy) คำนวณได้จากสมการใด?</w:t>
+        <w:t>5. มวลของนิวเคลียสที่คำนวณได้จากผลรวมมวลของนิวคลีออนมีค่าเท่ากับมวลจริงหรือไม่?</w:t>
       </w:r>
     </w:p>
     <w:p>
       <w:pPr>
-        <w:pStyle w:val="ListBullet"/>
         <w:ind w:left="720"/>
       </w:pPr>
       <w:r>
-        <w:t xml:space="preserve">    ก</w:t>
+        <w:t xml:space="preserve">    1. ก</w:t>
       </w:r>
     </w:p>
     <w:p>
       <w:pPr>
-        <w:pStyle w:val="ListBullet"/>
         <w:ind w:left="720"/>
       </w:pPr>
       <w:r>
-        <w:t xml:space="preserve">    ข</w:t>
+        <w:t xml:space="preserve">    2. ข</w:t>
       </w:r>
     </w:p>
     <w:p>
       <w:pPr>
-        <w:pStyle w:val="ListBullet"/>
         <w:ind w:left="720"/>
       </w:pPr>
       <w:r>
-        <w:t xml:space="preserve">    ค</w:t>
+        <w:t xml:space="preserve">    3. ค</w:t>
       </w:r>
     </w:p>
     <w:p>
       <w:pPr>
-        <w:pStyle w:val="ListBullet"/>
         <w:ind w:left="720"/>
       </w:pPr>
       <w:r>
-        <w:t xml:space="preserve">    ง</w:t>
+        <w:t xml:space="preserve">    4. ง</w:t>
       </w:r>
     </w:p>
     <w:p/>
@@ -328,43 +263,39 @@
         <w:rPr>
           <w:sz w:val="24"/>
         </w:rPr>
-        <w:t>ข้อ p3_l28_007: นิวเคลียสของฮีเลียม-4 (α particle) มีพลังงานยึดเหนี่ยวประมาณ 28.3 MeV ถ้านิวเคลียสนี้ประกอบด้วยนิวคลีออน 4 ตัว พลังงานยึดเหนี่ยวต่อนิวคลีออนมีค่าเท่าใด?</w:t>
+        <w:t>6. พลังงานยึดเหนี่ยวนิวเคลียส (Binding Energy) คำนวณได้จากสมการใด?</w:t>
       </w:r>
     </w:p>
     <w:p>
       <w:pPr>
-        <w:pStyle w:val="ListBullet"/>
         <w:ind w:left="720"/>
       </w:pPr>
       <w:r>
-        <w:t xml:space="preserve">    ก</w:t>
+        <w:t xml:space="preserve">    1. ก</w:t>
       </w:r>
     </w:p>
     <w:p>
       <w:pPr>
-        <w:pStyle w:val="ListBullet"/>
         <w:ind w:left="720"/>
       </w:pPr>
       <w:r>
-        <w:t xml:space="preserve">    ข</w:t>
+        <w:t xml:space="preserve">    2. ข</w:t>
       </w:r>
     </w:p>
     <w:p>
       <w:pPr>
-        <w:pStyle w:val="ListBullet"/>
         <w:ind w:left="720"/>
       </w:pPr>
       <w:r>
-        <w:t xml:space="preserve">    ค</w:t>
+        <w:t xml:space="preserve">    3. ค</w:t>
       </w:r>
     </w:p>
     <w:p>
       <w:pPr>
-        <w:pStyle w:val="ListBullet"/>
         <w:ind w:left="720"/>
       </w:pPr>
       <w:r>
-        <w:t xml:space="preserve">    ง</w:t>
+        <w:t xml:space="preserve">    4. ง</w:t>
       </w:r>
     </w:p>
     <w:p/>
@@ -373,43 +304,39 @@
         <w:rPr>
           <w:sz w:val="24"/>
         </w:rPr>
-        <w:t>ข้อ p3_l28_008: พลังงานยึดเหนี่ยวต่อนิวคลีออนสูงสุดจะพบที่นิวเคลียสธาตุใด?</w:t>
+        <w:t>7. นิวเคลียสของฮีเลียม-4 (α particle) มีพลังงานยึดเหนี่ยวประมาณ 28.3 MeV ถ้านิวเคลียสนี้ประกอบด้วยนิวคลีออน 4 ตัว พลังงานยึดเหนี่ยวต่อนิวคลีออนมีค่าเท่าใด?</w:t>
       </w:r>
     </w:p>
     <w:p>
       <w:pPr>
-        <w:pStyle w:val="ListBullet"/>
         <w:ind w:left="720"/>
       </w:pPr>
       <w:r>
-        <w:t xml:space="preserve">    ก</w:t>
+        <w:t xml:space="preserve">    1. ก</w:t>
       </w:r>
     </w:p>
     <w:p>
       <w:pPr>
-        <w:pStyle w:val="ListBullet"/>
         <w:ind w:left="720"/>
       </w:pPr>
       <w:r>
-        <w:t xml:space="preserve">    ข</w:t>
+        <w:t xml:space="preserve">    2. ข</w:t>
       </w:r>
     </w:p>
     <w:p>
       <w:pPr>
-        <w:pStyle w:val="ListBullet"/>
         <w:ind w:left="720"/>
       </w:pPr>
       <w:r>
-        <w:t xml:space="preserve">    ค</w:t>
+        <w:t xml:space="preserve">    3. ค</w:t>
       </w:r>
     </w:p>
     <w:p>
       <w:pPr>
-        <w:pStyle w:val="ListBullet"/>
         <w:ind w:left="720"/>
       </w:pPr>
       <w:r>
-        <w:t xml:space="preserve">    ง</w:t>
+        <w:t xml:space="preserve">    4. ง</w:t>
       </w:r>
     </w:p>
     <w:p/>
@@ -418,43 +345,39 @@
         <w:rPr>
           <w:sz w:val="24"/>
         </w:rPr>
-        <w:t>ข้อ p3_l28_009: ข้อใดต่อไปนี้กล่าวถูกต้องเกี่ยวกับตารางนิวไคลด์?</w:t>
+        <w:t>8. พลังงานยึดเหนี่ยวต่อนิวคลีออนสูงสุดจะพบที่นิวเคลียสธาตุใด?</w:t>
       </w:r>
     </w:p>
     <w:p>
       <w:pPr>
-        <w:pStyle w:val="ListBullet"/>
         <w:ind w:left="720"/>
       </w:pPr>
       <w:r>
-        <w:t xml:space="preserve">    ก</w:t>
+        <w:t xml:space="preserve">    1. ก</w:t>
       </w:r>
     </w:p>
     <w:p>
       <w:pPr>
-        <w:pStyle w:val="ListBullet"/>
         <w:ind w:left="720"/>
       </w:pPr>
       <w:r>
-        <w:t xml:space="preserve">    ข</w:t>
+        <w:t xml:space="preserve">    2. ข</w:t>
       </w:r>
     </w:p>
     <w:p>
       <w:pPr>
-        <w:pStyle w:val="ListBullet"/>
         <w:ind w:left="720"/>
       </w:pPr>
       <w:r>
-        <w:t xml:space="preserve">    ค</w:t>
+        <w:t xml:space="preserve">    3. ค</w:t>
       </w:r>
     </w:p>
     <w:p>
       <w:pPr>
-        <w:pStyle w:val="ListBullet"/>
         <w:ind w:left="720"/>
       </w:pPr>
       <w:r>
-        <w:t xml:space="preserve">    ง</w:t>
+        <w:t xml:space="preserve">    4. ง</w:t>
       </w:r>
     </w:p>
     <w:p/>
@@ -463,97 +386,7 @@
         <w:rPr>
           <w:sz w:val="24"/>
         </w:rPr>
-        <w:t>ข้อ p3_l28_010: ธาตุกัมมันตรังสีที่มี Z &gt; 83 มักไม่เสถียรเพราะเหตุผลใด?</w:t>
-      </w:r>
-    </w:p>
-    <w:p>
-      <w:pPr>
-        <w:pStyle w:val="ListBullet"/>
-        <w:ind w:left="720"/>
-      </w:pPr>
-      <w:r>
-        <w:t xml:space="preserve">    ก</w:t>
-      </w:r>
-    </w:p>
-    <w:p>
-      <w:pPr>
-        <w:pStyle w:val="ListBullet"/>
-        <w:ind w:left="720"/>
-      </w:pPr>
-      <w:r>
-        <w:t xml:space="preserve">    ข</w:t>
-      </w:r>
-    </w:p>
-    <w:p>
-      <w:pPr>
-        <w:pStyle w:val="ListBullet"/>
-        <w:ind w:left="720"/>
-      </w:pPr>
-      <w:r>
-        <w:t xml:space="preserve">    ค</w:t>
-      </w:r>
-    </w:p>
-    <w:p>
-      <w:pPr>
-        <w:pStyle w:val="ListBullet"/>
-        <w:ind w:left="720"/>
-      </w:pPr>
-      <w:r>
-        <w:t xml:space="preserve">    ง</w:t>
-      </w:r>
-    </w:p>
-    <w:p/>
-    <w:p>
-      <w:r>
-        <w:rPr>
-          <w:sz w:val="24"/>
-        </w:rPr>
-        <w:t>ข้อ p3_l28_011: ไอโซโทปเสถียรของธาตุหนักมักมีอัตราส่วน N/Z อย่างไร?</w:t>
-      </w:r>
-    </w:p>
-    <w:p>
-      <w:pPr>
-        <w:pStyle w:val="ListBullet"/>
-        <w:ind w:left="720"/>
-      </w:pPr>
-      <w:r>
-        <w:t xml:space="preserve">    ก</w:t>
-      </w:r>
-    </w:p>
-    <w:p>
-      <w:pPr>
-        <w:pStyle w:val="ListBullet"/>
-        <w:ind w:left="720"/>
-      </w:pPr>
-      <w:r>
-        <w:t xml:space="preserve">    ข</w:t>
-      </w:r>
-    </w:p>
-    <w:p>
-      <w:pPr>
-        <w:pStyle w:val="ListBullet"/>
-        <w:ind w:left="720"/>
-      </w:pPr>
-      <w:r>
-        <w:t xml:space="preserve">    ค</w:t>
-      </w:r>
-    </w:p>
-    <w:p>
-      <w:pPr>
-        <w:pStyle w:val="ListBullet"/>
-        <w:ind w:left="720"/>
-      </w:pPr>
-      <w:r>
-        <w:t xml:space="preserve">    ง</w:t>
-      </w:r>
-    </w:p>
-    <w:p/>
-    <w:p>
-      <w:r>
-        <w:rPr>
-          <w:sz w:val="24"/>
-        </w:rPr>
-        <w:t>ข้อ p3_l28_012: ถ้ามวลของโปรตอน = 1.00728 u, นิวตรอน = 1.00867 u, และมวลของนิวเคลียสฮีเลียม-4 = 4.00260 u จงหาพลังงานยึดเหนี่ยวของฮีเลียม-4 (1 u = 931.5 MeV/c²)</w:t>
+        <w:t>9. ข้อใดต่อไปนี้กล่าวถูกต้องเกี่ยวกับตารางนิวไคลด์?</w:t>
       </w:r>
     </w:p>
     <w:p>
@@ -569,7 +402,7 @@
               <a:graphicData uri="http://schemas.openxmlformats.org/drawingml/2006/picture">
                 <pic:pic>
                   <pic:nvPicPr>
-                    <pic:cNvPr id="0" name="physics_img_q3_l28_012.png"/>
+                    <pic:cNvPr id="0" name="physics_img_9.png"/>
                     <pic:cNvPicPr/>
                   </pic:nvPicPr>
                   <pic:blipFill>
@@ -595,38 +428,34 @@
     <w:p/>
     <w:p>
       <w:pPr>
-        <w:pStyle w:val="ListBullet"/>
         <w:ind w:left="720"/>
       </w:pPr>
       <w:r>
-        <w:t xml:space="preserve">    ก</w:t>
+        <w:t xml:space="preserve">    1. ก</w:t>
       </w:r>
     </w:p>
     <w:p>
       <w:pPr>
-        <w:pStyle w:val="ListBullet"/>
         <w:ind w:left="720"/>
       </w:pPr>
       <w:r>
-        <w:t xml:space="preserve">    ข</w:t>
+        <w:t xml:space="preserve">    2. ข</w:t>
       </w:r>
     </w:p>
     <w:p>
       <w:pPr>
-        <w:pStyle w:val="ListBullet"/>
         <w:ind w:left="720"/>
       </w:pPr>
       <w:r>
-        <w:t xml:space="preserve">    ค</w:t>
+        <w:t xml:space="preserve">    3. ค</w:t>
       </w:r>
     </w:p>
     <w:p>
       <w:pPr>
-        <w:pStyle w:val="ListBullet"/>
         <w:ind w:left="720"/>
       </w:pPr>
       <w:r>
-        <w:t xml:space="preserve">    ง</w:t>
+        <w:t xml:space="preserve">    4. ง</w:t>
       </w:r>
     </w:p>
     <w:p/>
@@ -635,142 +464,7 @@
         <w:rPr>
           <w:sz w:val="24"/>
         </w:rPr>
-        <w:t>ข้อ p3_l28_013: นิวไคลด์ X มีมวลนัมเบอร์ 238 และเลขอะตอม 92 จงหาจำนวนนิวตรอนในนิวไคลด์นี้</w:t>
-      </w:r>
-    </w:p>
-    <w:p>
-      <w:pPr>
-        <w:pStyle w:val="ListBullet"/>
-        <w:ind w:left="720"/>
-      </w:pPr>
-      <w:r>
-        <w:t xml:space="preserve">    ก</w:t>
-      </w:r>
-    </w:p>
-    <w:p>
-      <w:pPr>
-        <w:pStyle w:val="ListBullet"/>
-        <w:ind w:left="720"/>
-      </w:pPr>
-      <w:r>
-        <w:t xml:space="preserve">    ข</w:t>
-      </w:r>
-    </w:p>
-    <w:p>
-      <w:pPr>
-        <w:pStyle w:val="ListBullet"/>
-        <w:ind w:left="720"/>
-      </w:pPr>
-      <w:r>
-        <w:t xml:space="preserve">    ค</w:t>
-      </w:r>
-    </w:p>
-    <w:p>
-      <w:pPr>
-        <w:pStyle w:val="ListBullet"/>
-        <w:ind w:left="720"/>
-      </w:pPr>
-      <w:r>
-        <w:t xml:space="preserve">    ง</w:t>
-      </w:r>
-    </w:p>
-    <w:p/>
-    <w:p>
-      <w:r>
-        <w:rPr>
-          <w:sz w:val="24"/>
-        </w:rPr>
-        <w:t>ข้อ p3_l28_014: ข้อใดต่อไปนี้ไม่ถูกต้อง เมื่อเปรียบเทียบฟิชชันและฟิวชัน?</w:t>
-      </w:r>
-    </w:p>
-    <w:p>
-      <w:pPr>
-        <w:pStyle w:val="ListBullet"/>
-        <w:ind w:left="720"/>
-      </w:pPr>
-      <w:r>
-        <w:t xml:space="preserve">    ก</w:t>
-      </w:r>
-    </w:p>
-    <w:p>
-      <w:pPr>
-        <w:pStyle w:val="ListBullet"/>
-        <w:ind w:left="720"/>
-      </w:pPr>
-      <w:r>
-        <w:t xml:space="preserve">    ข</w:t>
-      </w:r>
-    </w:p>
-    <w:p>
-      <w:pPr>
-        <w:pStyle w:val="ListBullet"/>
-        <w:ind w:left="720"/>
-      </w:pPr>
-      <w:r>
-        <w:t xml:space="preserve">    ค</w:t>
-      </w:r>
-    </w:p>
-    <w:p>
-      <w:pPr>
-        <w:pStyle w:val="ListBullet"/>
-        <w:ind w:left="720"/>
-      </w:pPr>
-      <w:r>
-        <w:t xml:space="preserve">    ง</w:t>
-      </w:r>
-    </w:p>
-    <w:p/>
-    <w:p>
-      <w:r>
-        <w:rPr>
-          <w:sz w:val="24"/>
-        </w:rPr>
-        <w:t>ข้อ p3_l28_015: ธาตุใดต่อไปนี้มีไอโซโทปเสถียรมากที่สุด?</w:t>
-      </w:r>
-    </w:p>
-    <w:p>
-      <w:pPr>
-        <w:pStyle w:val="ListBullet"/>
-        <w:ind w:left="720"/>
-      </w:pPr>
-      <w:r>
-        <w:t xml:space="preserve">    ก</w:t>
-      </w:r>
-    </w:p>
-    <w:p>
-      <w:pPr>
-        <w:pStyle w:val="ListBullet"/>
-        <w:ind w:left="720"/>
-      </w:pPr>
-      <w:r>
-        <w:t xml:space="preserve">    ข</w:t>
-      </w:r>
-    </w:p>
-    <w:p>
-      <w:pPr>
-        <w:pStyle w:val="ListBullet"/>
-        <w:ind w:left="720"/>
-      </w:pPr>
-      <w:r>
-        <w:t xml:space="preserve">    ค</w:t>
-      </w:r>
-    </w:p>
-    <w:p>
-      <w:pPr>
-        <w:pStyle w:val="ListBullet"/>
-        <w:ind w:left="720"/>
-      </w:pPr>
-      <w:r>
-        <w:t xml:space="preserve">    ง</w:t>
-      </w:r>
-    </w:p>
-    <w:p/>
-    <w:p>
-      <w:r>
-        <w:rPr>
-          <w:sz w:val="24"/>
-        </w:rPr>
-        <w:t>ข้อ p3_l28_016: พลังงานยึดเหนี่ยวต่อนิวคลีออนของ ²³⁵U ประมาณ 7.6 MeV ถ้านิวเคลียส ²³⁵U แตกตัวเป็นชิ้นส่วนสองชิ้นที่มีพลังงานยึดเหนี่ยวต่อนิวคลีออนประมาณ 8.5 MeV จะปล่อยพลังงานประมาณกี่ MeV ต่อปฏิกิริยา?</w:t>
+        <w:t>10. ธาตุกัมมันตรังสีที่มี Z &gt; 83 มักไม่เสถียรเพราะเหตุผลใด?</w:t>
       </w:r>
     </w:p>
     <w:p>
@@ -786,11 +480,11 @@
               <a:graphicData uri="http://schemas.openxmlformats.org/drawingml/2006/picture">
                 <pic:pic>
                   <pic:nvPicPr>
-                    <pic:cNvPr id="0" name="physics_img_q3_l28_012.png"/>
+                    <pic:cNvPr id="0" name="physics_img_10.png"/>
                     <pic:cNvPicPr/>
                   </pic:nvPicPr>
                   <pic:blipFill>
-                    <a:blip r:embed="rId10"/>
+                    <a:blip r:embed="rId11"/>
                     <a:stretch>
                       <a:fillRect/>
                     </a:stretch>
@@ -812,38 +506,34 @@
     <w:p/>
     <w:p>
       <w:pPr>
-        <w:pStyle w:val="ListBullet"/>
         <w:ind w:left="720"/>
       </w:pPr>
       <w:r>
-        <w:t xml:space="preserve">    ก</w:t>
+        <w:t xml:space="preserve">    1. ก</w:t>
       </w:r>
     </w:p>
     <w:p>
       <w:pPr>
-        <w:pStyle w:val="ListBullet"/>
         <w:ind w:left="720"/>
       </w:pPr>
       <w:r>
-        <w:t xml:space="preserve">    ข</w:t>
+        <w:t xml:space="preserve">    2. ข</w:t>
       </w:r>
     </w:p>
     <w:p>
       <w:pPr>
-        <w:pStyle w:val="ListBullet"/>
         <w:ind w:left="720"/>
       </w:pPr>
       <w:r>
-        <w:t xml:space="preserve">    ค</w:t>
+        <w:t xml:space="preserve">    3. ค</w:t>
       </w:r>
     </w:p>
     <w:p>
       <w:pPr>
-        <w:pStyle w:val="ListBullet"/>
         <w:ind w:left="720"/>
       </w:pPr>
       <w:r>
-        <w:t xml:space="preserve">    ง</w:t>
+        <w:t xml:space="preserve">    4. ง</w:t>
       </w:r>
     </w:p>
     <w:p/>
@@ -852,43 +542,39 @@
         <w:rPr>
           <w:sz w:val="24"/>
         </w:rPr>
-        <w:t>ข้อ p3_l28_017: บนตารางนิวไคลด์ นิวไคลด์ที่มีเลขอะตอมเท่ากันแต่ต่างกันที่จำนวนนิวตรอนจะอยู่ในตำแหน่งใด?</w:t>
+        <w:t>11. ไอโซโทปเสถียรของธาตุหนักมักมีอัตราส่วน N/Z อย่างไร?</w:t>
       </w:r>
     </w:p>
     <w:p>
       <w:pPr>
-        <w:pStyle w:val="ListBullet"/>
         <w:ind w:left="720"/>
       </w:pPr>
       <w:r>
-        <w:t xml:space="preserve">    ก</w:t>
+        <w:t xml:space="preserve">    1. ก</w:t>
       </w:r>
     </w:p>
     <w:p>
       <w:pPr>
-        <w:pStyle w:val="ListBullet"/>
         <w:ind w:left="720"/>
       </w:pPr>
       <w:r>
-        <w:t xml:space="preserve">    ข</w:t>
+        <w:t xml:space="preserve">    2. ข</w:t>
       </w:r>
     </w:p>
     <w:p>
       <w:pPr>
-        <w:pStyle w:val="ListBullet"/>
         <w:ind w:left="720"/>
       </w:pPr>
       <w:r>
-        <w:t xml:space="preserve">    ค</w:t>
+        <w:t xml:space="preserve">    3. ค</w:t>
       </w:r>
     </w:p>
     <w:p>
       <w:pPr>
-        <w:pStyle w:val="ListBullet"/>
         <w:ind w:left="720"/>
       </w:pPr>
       <w:r>
-        <w:t xml:space="preserve">    ง</w:t>
+        <w:t xml:space="preserve">    4. ง</w:t>
       </w:r>
     </w:p>
     <w:p/>
@@ -897,43 +583,39 @@
         <w:rPr>
           <w:sz w:val="24"/>
         </w:rPr>
-        <w:t>ข้อ p3_l28_018: เลขมหัศจรรย์ (Magic Numbers) ของนิวคลีออน ได้แก่ข้อใด?</w:t>
+        <w:t>12. ถ้ามวลของโปรตอน = 1.00728 u, นิวตรอน = 1.00867 u, และมวลของนิวเคลียสฮีเลียม-4 = 4.00260 u จงหาพลังงานยึดเหนี่ยวของฮีเลียม-4 (1 u = 931.5 MeV/c²)</w:t>
       </w:r>
     </w:p>
     <w:p>
       <w:pPr>
-        <w:pStyle w:val="ListBullet"/>
         <w:ind w:left="720"/>
       </w:pPr>
       <w:r>
-        <w:t xml:space="preserve">    ก</w:t>
+        <w:t xml:space="preserve">    1. ก</w:t>
       </w:r>
     </w:p>
     <w:p>
       <w:pPr>
-        <w:pStyle w:val="ListBullet"/>
         <w:ind w:left="720"/>
       </w:pPr>
       <w:r>
-        <w:t xml:space="preserve">    ข</w:t>
+        <w:t xml:space="preserve">    2. ข</w:t>
       </w:r>
     </w:p>
     <w:p>
       <w:pPr>
-        <w:pStyle w:val="ListBullet"/>
         <w:ind w:left="720"/>
       </w:pPr>
       <w:r>
-        <w:t xml:space="preserve">    ค</w:t>
+        <w:t xml:space="preserve">    3. ค</w:t>
       </w:r>
     </w:p>
     <w:p>
       <w:pPr>
-        <w:pStyle w:val="ListBullet"/>
         <w:ind w:left="720"/>
       </w:pPr>
       <w:r>
-        <w:t xml:space="preserve">    ง</w:t>
+        <w:t xml:space="preserve">    4. ง</w:t>
       </w:r>
     </w:p>
     <w:p/>
@@ -942,97 +624,7 @@
         <w:rPr>
           <w:sz w:val="24"/>
         </w:rPr>
-        <w:t>ข้อ p3_l28_019: ถ้า Δm = 0.05 u สำหรับนิวเคลียสชนิดหนึ่ง พลังงานยึดเหนี่ยวมีค่าเท่าใด (1 u = 931.5 MeV/c²)?</w:t>
-      </w:r>
-    </w:p>
-    <w:p>
-      <w:pPr>
-        <w:pStyle w:val="ListBullet"/>
-        <w:ind w:left="720"/>
-      </w:pPr>
-      <w:r>
-        <w:t xml:space="preserve">    ก</w:t>
-      </w:r>
-    </w:p>
-    <w:p>
-      <w:pPr>
-        <w:pStyle w:val="ListBullet"/>
-        <w:ind w:left="720"/>
-      </w:pPr>
-      <w:r>
-        <w:t xml:space="preserve">    ข</w:t>
-      </w:r>
-    </w:p>
-    <w:p>
-      <w:pPr>
-        <w:pStyle w:val="ListBullet"/>
-        <w:ind w:left="720"/>
-      </w:pPr>
-      <w:r>
-        <w:t xml:space="preserve">    ค</w:t>
-      </w:r>
-    </w:p>
-    <w:p>
-      <w:pPr>
-        <w:pStyle w:val="ListBullet"/>
-        <w:ind w:left="720"/>
-      </w:pPr>
-      <w:r>
-        <w:t xml:space="preserve">    ง</w:t>
-      </w:r>
-    </w:p>
-    <w:p/>
-    <w:p>
-      <w:r>
-        <w:rPr>
-          <w:sz w:val="24"/>
-        </w:rPr>
-        <w:t>ข้อ p3_l28_020: อนุภาคแอลฟา (α) ประกอบด้วยอนุภาคใด?</w:t>
-      </w:r>
-    </w:p>
-    <w:p>
-      <w:pPr>
-        <w:pStyle w:val="ListBullet"/>
-        <w:ind w:left="720"/>
-      </w:pPr>
-      <w:r>
-        <w:t xml:space="preserve">    ก</w:t>
-      </w:r>
-    </w:p>
-    <w:p>
-      <w:pPr>
-        <w:pStyle w:val="ListBullet"/>
-        <w:ind w:left="720"/>
-      </w:pPr>
-      <w:r>
-        <w:t xml:space="preserve">    ข</w:t>
-      </w:r>
-    </w:p>
-    <w:p>
-      <w:pPr>
-        <w:pStyle w:val="ListBullet"/>
-        <w:ind w:left="720"/>
-      </w:pPr>
-      <w:r>
-        <w:t xml:space="preserve">    ค</w:t>
-      </w:r>
-    </w:p>
-    <w:p>
-      <w:pPr>
-        <w:pStyle w:val="ListBullet"/>
-        <w:ind w:left="720"/>
-      </w:pPr>
-      <w:r>
-        <w:t xml:space="preserve">    ง</w:t>
-      </w:r>
-    </w:p>
-    <w:p/>
-    <w:p>
-      <w:r>
-        <w:rPr>
-          <w:sz w:val="24"/>
-        </w:rPr>
-        <w:t>ข้อ p3_l28_021: ทำไมไฮโดรเจน-1 (¹H) จึงมีเพียงโปรตอนเดียวในนิวเคลียสและยังเสถียร?</w:t>
+        <w:t>13. นิวไคลด์ X มีมวลนัมเบอร์ 238 และเลขอะตอม 92 จงหาจำนวนนิวตรอนในนิวไคลด์นี้</w:t>
       </w:r>
     </w:p>
     <w:p>
@@ -1048,7 +640,7 @@
               <a:graphicData uri="http://schemas.openxmlformats.org/drawingml/2006/picture">
                 <pic:pic>
                   <pic:nvPicPr>
-                    <pic:cNvPr id="0" name="physics_img_q3_l28_004.png"/>
+                    <pic:cNvPr id="0" name="physics_img_3.png"/>
                     <pic:cNvPicPr/>
                   </pic:nvPicPr>
                   <pic:blipFill>
@@ -1074,38 +666,34 @@
     <w:p/>
     <w:p>
       <w:pPr>
-        <w:pStyle w:val="ListBullet"/>
         <w:ind w:left="720"/>
       </w:pPr>
       <w:r>
-        <w:t xml:space="preserve">    ก</w:t>
+        <w:t xml:space="preserve">    1. ก</w:t>
       </w:r>
     </w:p>
     <w:p>
       <w:pPr>
-        <w:pStyle w:val="ListBullet"/>
         <w:ind w:left="720"/>
       </w:pPr>
       <w:r>
-        <w:t xml:space="preserve">    ข</w:t>
+        <w:t xml:space="preserve">    2. ข</w:t>
       </w:r>
     </w:p>
     <w:p>
       <w:pPr>
-        <w:pStyle w:val="ListBullet"/>
         <w:ind w:left="720"/>
       </w:pPr>
       <w:r>
-        <w:t xml:space="preserve">    ค</w:t>
+        <w:t xml:space="preserve">    3. ค</w:t>
       </w:r>
     </w:p>
     <w:p>
       <w:pPr>
-        <w:pStyle w:val="ListBullet"/>
         <w:ind w:left="720"/>
       </w:pPr>
       <w:r>
-        <w:t xml:space="preserve">    ง</w:t>
+        <w:t xml:space="preserve">    4. ง</w:t>
       </w:r>
     </w:p>
     <w:p/>
@@ -1114,43 +702,39 @@
         <w:rPr>
           <w:sz w:val="24"/>
         </w:rPr>
-        <w:t>ข้อ p3_l28_022: กราฟพลังงานยึดเหนี่ยวต่อนิวคลีออน vs มวลนัมเบอร์ มีลักษณะอย่างไร?</w:t>
+        <w:t>14. ข้อใดต่อไปนี้ไม่ถูกต้อง เมื่อเปรียบเทียบฟิชชันและฟิวชัน?</w:t>
       </w:r>
     </w:p>
     <w:p>
       <w:pPr>
-        <w:pStyle w:val="ListBullet"/>
         <w:ind w:left="720"/>
       </w:pPr>
       <w:r>
-        <w:t xml:space="preserve">    ก</w:t>
+        <w:t xml:space="preserve">    1. ก</w:t>
       </w:r>
     </w:p>
     <w:p>
       <w:pPr>
-        <w:pStyle w:val="ListBullet"/>
         <w:ind w:left="720"/>
       </w:pPr>
       <w:r>
-        <w:t xml:space="preserve">    ข</w:t>
+        <w:t xml:space="preserve">    2. ข</w:t>
       </w:r>
     </w:p>
     <w:p>
       <w:pPr>
-        <w:pStyle w:val="ListBullet"/>
         <w:ind w:left="720"/>
       </w:pPr>
       <w:r>
-        <w:t xml:space="preserve">    ค</w:t>
+        <w:t xml:space="preserve">    3. ค</w:t>
       </w:r>
     </w:p>
     <w:p>
       <w:pPr>
-        <w:pStyle w:val="ListBullet"/>
         <w:ind w:left="720"/>
       </w:pPr>
       <w:r>
-        <w:t xml:space="preserve">    ง</w:t>
+        <w:t xml:space="preserve">    4. ง</w:t>
       </w:r>
     </w:p>
     <w:p/>
@@ -1159,43 +743,39 @@
         <w:rPr>
           <w:sz w:val="24"/>
         </w:rPr>
-        <w:t>ข้อ p3_l28_023: ไอโซโทปของธาตุเดียวกันมีสมบัติทางเคมีอย่างไร?</w:t>
+        <w:t>15. ธาตุใดต่อไปนี้มีไอโซโทปเสถียรมากที่สุด?</w:t>
       </w:r>
     </w:p>
     <w:p>
       <w:pPr>
-        <w:pStyle w:val="ListBullet"/>
         <w:ind w:left="720"/>
       </w:pPr>
       <w:r>
-        <w:t xml:space="preserve">    ก</w:t>
+        <w:t xml:space="preserve">    1. ก</w:t>
       </w:r>
     </w:p>
     <w:p>
       <w:pPr>
-        <w:pStyle w:val="ListBullet"/>
         <w:ind w:left="720"/>
       </w:pPr>
       <w:r>
-        <w:t xml:space="preserve">    ข</w:t>
+        <w:t xml:space="preserve">    2. ข</w:t>
       </w:r>
     </w:p>
     <w:p>
       <w:pPr>
-        <w:pStyle w:val="ListBullet"/>
         <w:ind w:left="720"/>
       </w:pPr>
       <w:r>
-        <w:t xml:space="preserve">    ค</w:t>
+        <w:t xml:space="preserve">    3. ค</w:t>
       </w:r>
     </w:p>
     <w:p>
       <w:pPr>
-        <w:pStyle w:val="ListBullet"/>
         <w:ind w:left="720"/>
       </w:pPr>
       <w:r>
-        <w:t xml:space="preserve">    ง</w:t>
+        <w:t xml:space="preserve">    4. ง</w:t>
       </w:r>
     </w:p>
     <w:p/>
@@ -1204,7 +784,130 @@
         <w:rPr>
           <w:sz w:val="24"/>
         </w:rPr>
-        <w:t>ข้อ p3_l28_024: ถ้ามวลอะตอมของคาร์บอน-12 = 12.0000 u โดยที่ 1 u = 931.5 MeV/c² จงหาพลังงานยึดเหนี่ยวรวมของคาร์บอน-12 ถ้ามวลของโปรตอน = 1.00728 u และนิวตรอน = 1.00867 u</w:t>
+        <w:t>16. พลังงานยึดเหนี่ยวต่อนิวคลีออนของ ²³⁵U ประมาณ 7.6 MeV ถ้านิวเคลียส ²³⁵U แตกตัวเป็นชิ้นส่วนสองชิ้นที่มีพลังงานยึดเหนี่ยวต่อนิวคลีออนประมาณ 8.5 MeV จะปล่อยพลังงานประมาณกี่ MeV ต่อปฏิกิริยา?</w:t>
+      </w:r>
+    </w:p>
+    <w:p>
+      <w:pPr>
+        <w:ind w:left="720"/>
+      </w:pPr>
+      <w:r>
+        <w:t xml:space="preserve">    1. ก</w:t>
+      </w:r>
+    </w:p>
+    <w:p>
+      <w:pPr>
+        <w:ind w:left="720"/>
+      </w:pPr>
+      <w:r>
+        <w:t xml:space="preserve">    2. ข</w:t>
+      </w:r>
+    </w:p>
+    <w:p>
+      <w:pPr>
+        <w:ind w:left="720"/>
+      </w:pPr>
+      <w:r>
+        <w:t xml:space="preserve">    3. ค</w:t>
+      </w:r>
+    </w:p>
+    <w:p>
+      <w:pPr>
+        <w:ind w:left="720"/>
+      </w:pPr>
+      <w:r>
+        <w:t xml:space="preserve">    4. ง</w:t>
+      </w:r>
+    </w:p>
+    <w:p/>
+    <w:p>
+      <w:r>
+        <w:rPr>
+          <w:sz w:val="24"/>
+        </w:rPr>
+        <w:t>17. บนตารางนิวไคลด์ นิวไคลด์ที่มีเลขอะตอมเท่ากันแต่ต่างกันที่จำนวนนิวตรอนจะอยู่ในตำแหน่งใด?</w:t>
+      </w:r>
+    </w:p>
+    <w:p>
+      <w:pPr>
+        <w:ind w:left="720"/>
+      </w:pPr>
+      <w:r>
+        <w:t xml:space="preserve">    1. ก</w:t>
+      </w:r>
+    </w:p>
+    <w:p>
+      <w:pPr>
+        <w:ind w:left="720"/>
+      </w:pPr>
+      <w:r>
+        <w:t xml:space="preserve">    2. ข</w:t>
+      </w:r>
+    </w:p>
+    <w:p>
+      <w:pPr>
+        <w:ind w:left="720"/>
+      </w:pPr>
+      <w:r>
+        <w:t xml:space="preserve">    3. ค</w:t>
+      </w:r>
+    </w:p>
+    <w:p>
+      <w:pPr>
+        <w:ind w:left="720"/>
+      </w:pPr>
+      <w:r>
+        <w:t xml:space="preserve">    4. ง</w:t>
+      </w:r>
+    </w:p>
+    <w:p/>
+    <w:p>
+      <w:r>
+        <w:rPr>
+          <w:sz w:val="24"/>
+        </w:rPr>
+        <w:t>18. เลขมหัศจรรย์ (Magic Numbers) ของนิวคลีออน ได้แก่ข้อใด?</w:t>
+      </w:r>
+    </w:p>
+    <w:p>
+      <w:pPr>
+        <w:ind w:left="720"/>
+      </w:pPr>
+      <w:r>
+        <w:t xml:space="preserve">    1. ก</w:t>
+      </w:r>
+    </w:p>
+    <w:p>
+      <w:pPr>
+        <w:ind w:left="720"/>
+      </w:pPr>
+      <w:r>
+        <w:t xml:space="preserve">    2. ข</w:t>
+      </w:r>
+    </w:p>
+    <w:p>
+      <w:pPr>
+        <w:ind w:left="720"/>
+      </w:pPr>
+      <w:r>
+        <w:t xml:space="preserve">    3. ค</w:t>
+      </w:r>
+    </w:p>
+    <w:p>
+      <w:pPr>
+        <w:ind w:left="720"/>
+      </w:pPr>
+      <w:r>
+        <w:t xml:space="preserve">    4. ง</w:t>
+      </w:r>
+    </w:p>
+    <w:p/>
+    <w:p>
+      <w:r>
+        <w:rPr>
+          <w:sz w:val="24"/>
+        </w:rPr>
+        <w:t>19. ถ้า Δm = 0.05 u สำหรับนิวเคลียสชนิดหนึ่ง พลังงานยึดเหนี่ยวมีค่าเท่าใด (1 u = 931.5 MeV/c²)?</w:t>
       </w:r>
     </w:p>
     <w:p>
@@ -1220,11 +923,11 @@
               <a:graphicData uri="http://schemas.openxmlformats.org/drawingml/2006/picture">
                 <pic:pic>
                   <pic:nvPicPr>
-                    <pic:cNvPr id="0" name="physics_img_q3_l28_012.png"/>
+                    <pic:cNvPr id="0" name="physics_img_10.png"/>
                     <pic:cNvPicPr/>
                   </pic:nvPicPr>
                   <pic:blipFill>
-                    <a:blip r:embed="rId10"/>
+                    <a:blip r:embed="rId11"/>
                     <a:stretch>
                       <a:fillRect/>
                     </a:stretch>
@@ -1246,38 +949,34 @@
     <w:p/>
     <w:p>
       <w:pPr>
-        <w:pStyle w:val="ListBullet"/>
         <w:ind w:left="720"/>
       </w:pPr>
       <w:r>
-        <w:t xml:space="preserve">    ก</w:t>
+        <w:t xml:space="preserve">    1. ก</w:t>
       </w:r>
     </w:p>
     <w:p>
       <w:pPr>
-        <w:pStyle w:val="ListBullet"/>
         <w:ind w:left="720"/>
       </w:pPr>
       <w:r>
-        <w:t xml:space="preserve">    ข</w:t>
+        <w:t xml:space="preserve">    2. ข</w:t>
       </w:r>
     </w:p>
     <w:p>
       <w:pPr>
-        <w:pStyle w:val="ListBullet"/>
         <w:ind w:left="720"/>
       </w:pPr>
       <w:r>
-        <w:t xml:space="preserve">    ค</w:t>
+        <w:t xml:space="preserve">    3. ค</w:t>
       </w:r>
     </w:p>
     <w:p>
       <w:pPr>
-        <w:pStyle w:val="ListBullet"/>
         <w:ind w:left="720"/>
       </w:pPr>
       <w:r>
-        <w:t xml:space="preserve">    ง</w:t>
+        <w:t xml:space="preserve">    4. ง</w:t>
       </w:r>
     </w:p>
     <w:p/>
@@ -1286,43 +985,244 @@
         <w:rPr>
           <w:sz w:val="24"/>
         </w:rPr>
-        <w:t>ข้อ p3_l28_025: เส้นเสถียร (Line of Stability) บนตารางนิวไคลด์มีลักษณะอย่างไร?</w:t>
+        <w:t>20. อนุภาคแอลฟา (α) ประกอบด้วยอนุภาคใด?</w:t>
       </w:r>
     </w:p>
     <w:p>
       <w:pPr>
-        <w:pStyle w:val="ListBullet"/>
         <w:ind w:left="720"/>
       </w:pPr>
       <w:r>
-        <w:t xml:space="preserve">    ก</w:t>
+        <w:t xml:space="preserve">    1. ก</w:t>
       </w:r>
     </w:p>
     <w:p>
       <w:pPr>
-        <w:pStyle w:val="ListBullet"/>
         <w:ind w:left="720"/>
       </w:pPr>
       <w:r>
-        <w:t xml:space="preserve">    ข</w:t>
+        <w:t xml:space="preserve">    2. ข</w:t>
       </w:r>
     </w:p>
     <w:p>
       <w:pPr>
-        <w:pStyle w:val="ListBullet"/>
         <w:ind w:left="720"/>
       </w:pPr>
       <w:r>
-        <w:t xml:space="preserve">    ค</w:t>
+        <w:t xml:space="preserve">    3. ค</w:t>
       </w:r>
     </w:p>
     <w:p>
       <w:pPr>
-        <w:pStyle w:val="ListBullet"/>
         <w:ind w:left="720"/>
       </w:pPr>
       <w:r>
-        <w:t xml:space="preserve">    ง</w:t>
+        <w:t xml:space="preserve">    4. ง</w:t>
+      </w:r>
+    </w:p>
+    <w:p/>
+    <w:p>
+      <w:r>
+        <w:rPr>
+          <w:sz w:val="24"/>
+        </w:rPr>
+        <w:t>21. ทำไมไฮโดรเจน-1 (¹H) จึงมีเพียงโปรตอนเดียวในนิวเคลียสและยังเสถียร?</w:t>
+      </w:r>
+    </w:p>
+    <w:p>
+      <w:pPr>
+        <w:ind w:left="720"/>
+      </w:pPr>
+      <w:r>
+        <w:t xml:space="preserve">    1. ก</w:t>
+      </w:r>
+    </w:p>
+    <w:p>
+      <w:pPr>
+        <w:ind w:left="720"/>
+      </w:pPr>
+      <w:r>
+        <w:t xml:space="preserve">    2. ข</w:t>
+      </w:r>
+    </w:p>
+    <w:p>
+      <w:pPr>
+        <w:ind w:left="720"/>
+      </w:pPr>
+      <w:r>
+        <w:t xml:space="preserve">    3. ค</w:t>
+      </w:r>
+    </w:p>
+    <w:p>
+      <w:pPr>
+        <w:ind w:left="720"/>
+      </w:pPr>
+      <w:r>
+        <w:t xml:space="preserve">    4. ง</w:t>
+      </w:r>
+    </w:p>
+    <w:p/>
+    <w:p>
+      <w:r>
+        <w:rPr>
+          <w:sz w:val="24"/>
+        </w:rPr>
+        <w:t>22. กราฟพลังงานยึดเหนี่ยวต่อนิวคลีออน vs มวลนัมเบอร์ มีลักษณะอย่างไร?</w:t>
+      </w:r>
+    </w:p>
+    <w:p>
+      <w:pPr>
+        <w:ind w:left="720"/>
+      </w:pPr>
+      <w:r>
+        <w:t xml:space="preserve">    1. ก</w:t>
+      </w:r>
+    </w:p>
+    <w:p>
+      <w:pPr>
+        <w:ind w:left="720"/>
+      </w:pPr>
+      <w:r>
+        <w:t xml:space="preserve">    2. ข</w:t>
+      </w:r>
+    </w:p>
+    <w:p>
+      <w:pPr>
+        <w:ind w:left="720"/>
+      </w:pPr>
+      <w:r>
+        <w:t xml:space="preserve">    3. ค</w:t>
+      </w:r>
+    </w:p>
+    <w:p>
+      <w:pPr>
+        <w:ind w:left="720"/>
+      </w:pPr>
+      <w:r>
+        <w:t xml:space="preserve">    4. ง</w:t>
+      </w:r>
+    </w:p>
+    <w:p/>
+    <w:p>
+      <w:r>
+        <w:rPr>
+          <w:sz w:val="24"/>
+        </w:rPr>
+        <w:t>23. ไอโซโทปของธาตุเดียวกันมีสมบัติทางเคมีอย่างไร?</w:t>
+      </w:r>
+    </w:p>
+    <w:p>
+      <w:pPr>
+        <w:ind w:left="720"/>
+      </w:pPr>
+      <w:r>
+        <w:t xml:space="preserve">    1. ก</w:t>
+      </w:r>
+    </w:p>
+    <w:p>
+      <w:pPr>
+        <w:ind w:left="720"/>
+      </w:pPr>
+      <w:r>
+        <w:t xml:space="preserve">    2. ข</w:t>
+      </w:r>
+    </w:p>
+    <w:p>
+      <w:pPr>
+        <w:ind w:left="720"/>
+      </w:pPr>
+      <w:r>
+        <w:t xml:space="preserve">    3. ค</w:t>
+      </w:r>
+    </w:p>
+    <w:p>
+      <w:pPr>
+        <w:ind w:left="720"/>
+      </w:pPr>
+      <w:r>
+        <w:t xml:space="preserve">    4. ง</w:t>
+      </w:r>
+    </w:p>
+    <w:p/>
+    <w:p>
+      <w:r>
+        <w:rPr>
+          <w:sz w:val="24"/>
+        </w:rPr>
+        <w:t>24. ถ้ามวลอะตอมของคาร์บอน-12 = 12.0000 u โดยที่ 1 u = 931.5 MeV/c² จงหาพลังงานยึดเหนี่ยวรวมของคาร์บอน-12 ถ้ามวลของโปรตอน = 1.00728 u และนิวตรอน = 1.00867 u</w:t>
+      </w:r>
+    </w:p>
+    <w:p>
+      <w:pPr>
+        <w:ind w:left="720"/>
+      </w:pPr>
+      <w:r>
+        <w:t xml:space="preserve">    1. ก</w:t>
+      </w:r>
+    </w:p>
+    <w:p>
+      <w:pPr>
+        <w:ind w:left="720"/>
+      </w:pPr>
+      <w:r>
+        <w:t xml:space="preserve">    2. ข</w:t>
+      </w:r>
+    </w:p>
+    <w:p>
+      <w:pPr>
+        <w:ind w:left="720"/>
+      </w:pPr>
+      <w:r>
+        <w:t xml:space="preserve">    3. ค</w:t>
+      </w:r>
+    </w:p>
+    <w:p>
+      <w:pPr>
+        <w:ind w:left="720"/>
+      </w:pPr>
+      <w:r>
+        <w:t xml:space="preserve">    4. ง</w:t>
+      </w:r>
+    </w:p>
+    <w:p/>
+    <w:p>
+      <w:r>
+        <w:rPr>
+          <w:sz w:val="24"/>
+        </w:rPr>
+        <w:t>25. เส้นเสถียร (Line of Stability) บนตารางนิวไคลด์มีลักษณะอย่างไร?</w:t>
+      </w:r>
+    </w:p>
+    <w:p>
+      <w:pPr>
+        <w:ind w:left="720"/>
+      </w:pPr>
+      <w:r>
+        <w:t xml:space="preserve">    1. ก</w:t>
+      </w:r>
+    </w:p>
+    <w:p>
+      <w:pPr>
+        <w:ind w:left="720"/>
+      </w:pPr>
+      <w:r>
+        <w:t xml:space="preserve">    2. ข</w:t>
+      </w:r>
+    </w:p>
+    <w:p>
+      <w:pPr>
+        <w:ind w:left="720"/>
+      </w:pPr>
+      <w:r>
+        <w:t xml:space="preserve">    3. ค</w:t>
+      </w:r>
+    </w:p>
+    <w:p>
+      <w:pPr>
+        <w:ind w:left="720"/>
+      </w:pPr>
+      <w:r>
+        <w:t xml:space="preserve">    4. ง</w:t>
       </w:r>
     </w:p>
     <w:p/>

--- a/physics_course/word/lesson28.docx
+++ b/physics_course/word/lesson28.docx
@@ -106,43 +106,6 @@
         <w:t>3. ไอโซโทป (Isotope) คือนิวไคลด์ที่มีอะไรเหมือนกัน?</w:t>
       </w:r>
     </w:p>
-    <w:p>
-      <w:r>
-        <w:drawing>
-          <wp:inline xmlns:a="http://schemas.openxmlformats.org/drawingml/2006/main" xmlns:pic="http://schemas.openxmlformats.org/drawingml/2006/picture">
-            <wp:extent cx="1828800" cy="1359877"/>
-            <wp:docPr id="1" name="Picture 1"/>
-            <wp:cNvGraphicFramePr>
-              <a:graphicFrameLocks noChangeAspect="1"/>
-            </wp:cNvGraphicFramePr>
-            <a:graphic>
-              <a:graphicData uri="http://schemas.openxmlformats.org/drawingml/2006/picture">
-                <pic:pic>
-                  <pic:nvPicPr>
-                    <pic:cNvPr id="0" name="physics_img_3.png"/>
-                    <pic:cNvPicPr/>
-                  </pic:nvPicPr>
-                  <pic:blipFill>
-                    <a:blip r:embed="rId9"/>
-                    <a:stretch>
-                      <a:fillRect/>
-                    </a:stretch>
-                  </pic:blipFill>
-                  <pic:spPr>
-                    <a:xfrm>
-                      <a:off x="0" y="0"/>
-                      <a:ext cx="1828800" cy="1359877"/>
-                    </a:xfrm>
-                    <a:prstGeom prst="rect"/>
-                  </pic:spPr>
-                </pic:pic>
-              </a:graphicData>
-            </a:graphic>
-          </wp:inline>
-        </w:drawing>
-      </w:r>
-    </w:p>
-    <w:p/>
     <w:p>
       <w:pPr>
         <w:ind w:left="720"/>
@@ -390,43 +353,6 @@
       </w:r>
     </w:p>
     <w:p>
-      <w:r>
-        <w:drawing>
-          <wp:inline xmlns:a="http://schemas.openxmlformats.org/drawingml/2006/main" xmlns:pic="http://schemas.openxmlformats.org/drawingml/2006/picture">
-            <wp:extent cx="1828800" cy="1359877"/>
-            <wp:docPr id="2" name="Picture 2"/>
-            <wp:cNvGraphicFramePr>
-              <a:graphicFrameLocks noChangeAspect="1"/>
-            </wp:cNvGraphicFramePr>
-            <a:graphic>
-              <a:graphicData uri="http://schemas.openxmlformats.org/drawingml/2006/picture">
-                <pic:pic>
-                  <pic:nvPicPr>
-                    <pic:cNvPr id="0" name="physics_img_9.png"/>
-                    <pic:cNvPicPr/>
-                  </pic:nvPicPr>
-                  <pic:blipFill>
-                    <a:blip r:embed="rId10"/>
-                    <a:stretch>
-                      <a:fillRect/>
-                    </a:stretch>
-                  </pic:blipFill>
-                  <pic:spPr>
-                    <a:xfrm>
-                      <a:off x="0" y="0"/>
-                      <a:ext cx="1828800" cy="1359877"/>
-                    </a:xfrm>
-                    <a:prstGeom prst="rect"/>
-                  </pic:spPr>
-                </pic:pic>
-              </a:graphicData>
-            </a:graphic>
-          </wp:inline>
-        </w:drawing>
-      </w:r>
-    </w:p>
-    <w:p/>
-    <w:p>
       <w:pPr>
         <w:ind w:left="720"/>
       </w:pPr>
@@ -467,43 +393,6 @@
         <w:t>10. ธาตุกัมมันตรังสีที่มี Z &gt; 83 มักไม่เสถียรเพราะเหตุผลใด?</w:t>
       </w:r>
     </w:p>
-    <w:p>
-      <w:r>
-        <w:drawing>
-          <wp:inline xmlns:a="http://schemas.openxmlformats.org/drawingml/2006/main" xmlns:pic="http://schemas.openxmlformats.org/drawingml/2006/picture">
-            <wp:extent cx="1828800" cy="1359877"/>
-            <wp:docPr id="3" name="Picture 3"/>
-            <wp:cNvGraphicFramePr>
-              <a:graphicFrameLocks noChangeAspect="1"/>
-            </wp:cNvGraphicFramePr>
-            <a:graphic>
-              <a:graphicData uri="http://schemas.openxmlformats.org/drawingml/2006/picture">
-                <pic:pic>
-                  <pic:nvPicPr>
-                    <pic:cNvPr id="0" name="physics_img_10.png"/>
-                    <pic:cNvPicPr/>
-                  </pic:nvPicPr>
-                  <pic:blipFill>
-                    <a:blip r:embed="rId11"/>
-                    <a:stretch>
-                      <a:fillRect/>
-                    </a:stretch>
-                  </pic:blipFill>
-                  <pic:spPr>
-                    <a:xfrm>
-                      <a:off x="0" y="0"/>
-                      <a:ext cx="1828800" cy="1359877"/>
-                    </a:xfrm>
-                    <a:prstGeom prst="rect"/>
-                  </pic:spPr>
-                </pic:pic>
-              </a:graphicData>
-            </a:graphic>
-          </wp:inline>
-        </w:drawing>
-      </w:r>
-    </w:p>
-    <w:p/>
     <w:p>
       <w:pPr>
         <w:ind w:left="720"/>
@@ -627,43 +516,6 @@
         <w:t>13. นิวไคลด์ X มีมวลนัมเบอร์ 238 และเลขอะตอม 92 จงหาจำนวนนิวตรอนในนิวไคลด์นี้</w:t>
       </w:r>
     </w:p>
-    <w:p>
-      <w:r>
-        <w:drawing>
-          <wp:inline xmlns:a="http://schemas.openxmlformats.org/drawingml/2006/main" xmlns:pic="http://schemas.openxmlformats.org/drawingml/2006/picture">
-            <wp:extent cx="1828800" cy="1359877"/>
-            <wp:docPr id="4" name="Picture 4"/>
-            <wp:cNvGraphicFramePr>
-              <a:graphicFrameLocks noChangeAspect="1"/>
-            </wp:cNvGraphicFramePr>
-            <a:graphic>
-              <a:graphicData uri="http://schemas.openxmlformats.org/drawingml/2006/picture">
-                <pic:pic>
-                  <pic:nvPicPr>
-                    <pic:cNvPr id="0" name="physics_img_3.png"/>
-                    <pic:cNvPicPr/>
-                  </pic:nvPicPr>
-                  <pic:blipFill>
-                    <a:blip r:embed="rId9"/>
-                    <a:stretch>
-                      <a:fillRect/>
-                    </a:stretch>
-                  </pic:blipFill>
-                  <pic:spPr>
-                    <a:xfrm>
-                      <a:off x="0" y="0"/>
-                      <a:ext cx="1828800" cy="1359877"/>
-                    </a:xfrm>
-                    <a:prstGeom prst="rect"/>
-                  </pic:spPr>
-                </pic:pic>
-              </a:graphicData>
-            </a:graphic>
-          </wp:inline>
-        </w:drawing>
-      </w:r>
-    </w:p>
-    <w:p/>
     <w:p>
       <w:pPr>
         <w:ind w:left="720"/>
@@ -910,43 +762,6 @@
         <w:t>19. ถ้า Δm = 0.05 u สำหรับนิวเคลียสชนิดหนึ่ง พลังงานยึดเหนี่ยวมีค่าเท่าใด (1 u = 931.5 MeV/c²)?</w:t>
       </w:r>
     </w:p>
-    <w:p>
-      <w:r>
-        <w:drawing>
-          <wp:inline xmlns:a="http://schemas.openxmlformats.org/drawingml/2006/main" xmlns:pic="http://schemas.openxmlformats.org/drawingml/2006/picture">
-            <wp:extent cx="1828800" cy="1359877"/>
-            <wp:docPr id="5" name="Picture 5"/>
-            <wp:cNvGraphicFramePr>
-              <a:graphicFrameLocks noChangeAspect="1"/>
-            </wp:cNvGraphicFramePr>
-            <a:graphic>
-              <a:graphicData uri="http://schemas.openxmlformats.org/drawingml/2006/picture">
-                <pic:pic>
-                  <pic:nvPicPr>
-                    <pic:cNvPr id="0" name="physics_img_10.png"/>
-                    <pic:cNvPicPr/>
-                  </pic:nvPicPr>
-                  <pic:blipFill>
-                    <a:blip r:embed="rId11"/>
-                    <a:stretch>
-                      <a:fillRect/>
-                    </a:stretch>
-                  </pic:blipFill>
-                  <pic:spPr>
-                    <a:xfrm>
-                      <a:off x="0" y="0"/>
-                      <a:ext cx="1828800" cy="1359877"/>
-                    </a:xfrm>
-                    <a:prstGeom prst="rect"/>
-                  </pic:spPr>
-                </pic:pic>
-              </a:graphicData>
-            </a:graphic>
-          </wp:inline>
-        </w:drawing>
-      </w:r>
-    </w:p>
-    <w:p/>
     <w:p>
       <w:pPr>
         <w:ind w:left="720"/>
